--- a/Experiment-1.docx
+++ b/Experiment-1.docx
@@ -10,15 +10,7 @@
       </w:pPr>
       <w:r>
         <w:rPr/>
-        <w:t xml:space="preserve">ROLL NUMBER: 240701365 </w:t>
-      </w:r>
-      <w:r>
-        <w:rPr/>
-        <w:t>|</w:t>
-      </w:r>
-      <w:r>
-        <w:rPr/>
-        <w:t xml:space="preserve"> NAME: NITHESH G </w:t>
+        <w:t xml:space="preserve">ROLL NUMBER: 240701365 | NAME: NITHESH G </w:t>
       </w:r>
     </w:p>
     <w:p>
@@ -58,7 +50,6 @@
         <w:keepLines w:val="false"/>
         <w:pageBreakBefore w:val="false"/>
         <w:widowControl/>
-        <w:pBdr/>
         <w:shd w:val="clear" w:fill="auto"/>
         <w:spacing w:lineRule="auto" w:line="240" w:before="180" w:after="180"/>
         <w:ind w:hanging="0" w:left="0" w:right="0"/>
@@ -124,7 +115,6 @@
         <w:keepLines w:val="false"/>
         <w:pageBreakBefore w:val="false"/>
         <w:widowControl/>
-        <w:pBdr/>
         <w:shd w:val="clear" w:fill="auto"/>
         <w:spacing w:lineRule="auto" w:line="240" w:before="180" w:after="180"/>
         <w:ind w:hanging="0" w:left="0" w:right="0"/>
@@ -190,7 +180,6 @@
         <w:keepLines w:val="false"/>
         <w:pageBreakBefore w:val="false"/>
         <w:widowControl/>
-        <w:pBdr/>
         <w:shd w:val="clear" w:fill="auto"/>
         <w:spacing w:lineRule="auto" w:line="240" w:before="180" w:after="180"/>
         <w:ind w:hanging="0" w:left="0" w:right="0"/>
@@ -256,7 +245,6 @@
         <w:keepLines w:val="false"/>
         <w:pageBreakBefore w:val="false"/>
         <w:widowControl/>
-        <w:pBdr/>
         <w:shd w:val="clear" w:fill="auto"/>
         <w:spacing w:lineRule="auto" w:line="240" w:before="180" w:after="180"/>
         <w:ind w:hanging="0" w:left="0" w:right="0"/>
@@ -312,7 +300,6 @@
         <w:keepLines w:val="false"/>
         <w:pageBreakBefore w:val="false"/>
         <w:widowControl/>
-        <w:pBdr/>
         <w:shd w:val="clear" w:fill="auto"/>
         <w:spacing w:lineRule="auto" w:line="240" w:before="180" w:after="180"/>
         <w:ind w:hanging="0" w:left="0" w:right="0"/>
@@ -377,6 +364,268 @@
             </a:graphic>
           </wp:inline>
         </w:drawing>
+      </w:r>
+    </w:p>
+    <w:p>
+      <w:pPr>
+        <w:pStyle w:val="Heading1"/>
+        <w:rPr/>
+      </w:pPr>
+      <w:r>
+        <w:rPr/>
+      </w:r>
+    </w:p>
+    <w:p>
+      <w:pPr>
+        <w:pStyle w:val="Heading1"/>
+        <w:rPr/>
+      </w:pPr>
+      <w:r>
+        <w:rPr/>
+        <w:t xml:space="preserve">Stages in </w:t>
+      </w:r>
+      <w:r>
+        <w:rPr/>
+        <w:t xml:space="preserve">Low Code </w:t>
+      </w:r>
+      <w:r>
+        <w:rPr/>
+        <w:t>Approach</w:t>
+      </w:r>
+    </w:p>
+    <w:p>
+      <w:pPr>
+        <w:pStyle w:val="normal1"/>
+        <w:rPr/>
+      </w:pPr>
+      <w:r>
+        <w:rPr/>
+        <w:t>The low-code development process replaces manual coding stages with visual, configuration-driven steps that require far less engineering effort at each stage:</w:t>
+      </w:r>
+    </w:p>
+    <w:p>
+      <w:pPr>
+        <w:pStyle w:val="normal1"/>
+        <w:rPr/>
+      </w:pPr>
+      <w:r>
+        <w:rPr/>
+        <w:drawing>
+          <wp:anchor behindDoc="0" distT="0" distB="0" distL="0" distR="0" simplePos="0" locked="0" layoutInCell="0" allowOverlap="1" relativeHeight="3">
+            <wp:simplePos x="0" y="0"/>
+            <wp:positionH relativeFrom="column">
+              <wp:posOffset>-6985</wp:posOffset>
+            </wp:positionH>
+            <wp:positionV relativeFrom="paragraph">
+              <wp:posOffset>195580</wp:posOffset>
+            </wp:positionV>
+            <wp:extent cx="1800860" cy="6859905"/>
+            <wp:effectExtent l="0" t="0" r="0" b="0"/>
+            <wp:wrapSquare wrapText="largest"/>
+            <wp:docPr id="2" name="Image1" descr=""/>
+            <wp:cNvGraphicFramePr>
+              <a:graphicFrameLocks xmlns:a="http://schemas.openxmlformats.org/drawingml/2006/main" noChangeAspect="1"/>
+            </wp:cNvGraphicFramePr>
+            <a:graphic xmlns:a="http://schemas.openxmlformats.org/drawingml/2006/main">
+              <a:graphicData uri="http://schemas.openxmlformats.org/drawingml/2006/picture">
+                <pic:pic xmlns:pic="http://schemas.openxmlformats.org/drawingml/2006/picture">
+                  <pic:nvPicPr>
+                    <pic:cNvPr id="2" name="Image1" descr=""/>
+                    <pic:cNvPicPr>
+                      <a:picLocks noChangeAspect="1" noChangeArrowheads="1"/>
+                    </pic:cNvPicPr>
+                  </pic:nvPicPr>
+                  <pic:blipFill>
+                    <a:blip r:embed="rId3"/>
+                    <a:stretch>
+                      <a:fillRect/>
+                    </a:stretch>
+                  </pic:blipFill>
+                  <pic:spPr bwMode="auto">
+                    <a:xfrm>
+                      <a:off x="0" y="0"/>
+                      <a:ext cx="1800860" cy="6859905"/>
+                    </a:xfrm>
+                    <a:prstGeom prst="rect">
+                      <a:avLst/>
+                    </a:prstGeom>
+                  </pic:spPr>
+                </pic:pic>
+              </a:graphicData>
+            </a:graphic>
+          </wp:anchor>
+        </w:drawing>
+      </w:r>
+    </w:p>
+    <w:p>
+      <w:pPr>
+        <w:pStyle w:val="normal1"/>
+        <w:rPr/>
+      </w:pPr>
+      <w:r>
+        <w:rPr/>
+      </w:r>
+    </w:p>
+    <w:p>
+      <w:pPr>
+        <w:pStyle w:val="normal1"/>
+        <w:rPr/>
+      </w:pPr>
+      <w:r>
+        <w:rPr/>
+      </w:r>
+    </w:p>
+    <w:p>
+      <w:pPr>
+        <w:pStyle w:val="normal1"/>
+        <w:rPr/>
+      </w:pPr>
+      <w:r>
+        <w:rPr/>
+      </w:r>
+    </w:p>
+    <w:p>
+      <w:pPr>
+        <w:pStyle w:val="normal1"/>
+        <w:rPr/>
+      </w:pPr>
+      <w:r>
+        <w:rPr/>
+      </w:r>
+    </w:p>
+    <w:p>
+      <w:pPr>
+        <w:pStyle w:val="normal1"/>
+        <w:rPr/>
+      </w:pPr>
+      <w:r>
+        <w:rPr/>
+      </w:r>
+    </w:p>
+    <w:p>
+      <w:pPr>
+        <w:pStyle w:val="normal1"/>
+        <w:rPr/>
+      </w:pPr>
+      <w:r>
+        <w:rPr/>
+      </w:r>
+    </w:p>
+    <w:p>
+      <w:pPr>
+        <w:pStyle w:val="normal1"/>
+        <w:rPr/>
+      </w:pPr>
+      <w:r>
+        <w:rPr/>
+      </w:r>
+    </w:p>
+    <w:p>
+      <w:pPr>
+        <w:pStyle w:val="normal1"/>
+        <w:rPr/>
+      </w:pPr>
+      <w:r>
+        <w:rPr/>
+      </w:r>
+    </w:p>
+    <w:p>
+      <w:pPr>
+        <w:pStyle w:val="normal1"/>
+        <w:rPr/>
+      </w:pPr>
+      <w:r>
+        <w:rPr/>
+      </w:r>
+    </w:p>
+    <w:p>
+      <w:pPr>
+        <w:pStyle w:val="normal1"/>
+        <w:rPr/>
+      </w:pPr>
+      <w:r>
+        <w:rPr/>
+      </w:r>
+    </w:p>
+    <w:p>
+      <w:pPr>
+        <w:pStyle w:val="normal1"/>
+        <w:rPr/>
+      </w:pPr>
+      <w:r>
+        <w:rPr/>
+      </w:r>
+    </w:p>
+    <w:p>
+      <w:pPr>
+        <w:pStyle w:val="normal1"/>
+        <w:rPr/>
+      </w:pPr>
+      <w:r>
+        <w:rPr/>
+      </w:r>
+    </w:p>
+    <w:p>
+      <w:pPr>
+        <w:pStyle w:val="Heading1"/>
+        <w:rPr/>
+      </w:pPr>
+      <w:r>
+        <w:rPr/>
+      </w:r>
+    </w:p>
+    <w:p>
+      <w:pPr>
+        <w:pStyle w:val="Heading1"/>
+        <w:rPr/>
+      </w:pPr>
+      <w:r>
+        <w:rPr/>
+      </w:r>
+    </w:p>
+    <w:p>
+      <w:pPr>
+        <w:pStyle w:val="normal1"/>
+        <w:rPr/>
+      </w:pPr>
+      <w:r>
+        <w:rPr/>
+      </w:r>
+    </w:p>
+    <w:p>
+      <w:pPr>
+        <w:pStyle w:val="normal1"/>
+        <w:rPr/>
+      </w:pPr>
+      <w:r>
+        <w:rPr/>
+      </w:r>
+    </w:p>
+    <w:p>
+      <w:pPr>
+        <w:pStyle w:val="normal1"/>
+        <w:rPr/>
+      </w:pPr>
+      <w:r>
+        <w:rPr/>
+      </w:r>
+    </w:p>
+    <w:p>
+      <w:pPr>
+        <w:pStyle w:val="normal1"/>
+        <w:rPr/>
+      </w:pPr>
+      <w:r>
+        <w:rPr/>
+      </w:r>
+    </w:p>
+    <w:p>
+      <w:pPr>
+        <w:pStyle w:val="normal1"/>
+        <w:rPr/>
+      </w:pPr>
+      <w:r>
+        <w:rPr/>
       </w:r>
     </w:p>
     <w:p>
@@ -427,7 +676,6 @@
               <w:keepNext w:val="false"/>
               <w:keepLines w:val="false"/>
               <w:widowControl/>
-              <w:pBdr/>
               <w:shd w:val="clear" w:fill="auto"/>
               <w:spacing w:lineRule="auto" w:line="240" w:before="36" w:after="36"/>
               <w:ind w:hanging="0" w:left="0" w:right="0"/>
@@ -491,7 +739,6 @@
               <w:keepNext w:val="false"/>
               <w:keepLines w:val="false"/>
               <w:widowControl/>
-              <w:pBdr/>
               <w:shd w:val="clear" w:fill="auto"/>
               <w:spacing w:lineRule="auto" w:line="240" w:before="36" w:after="36"/>
               <w:ind w:hanging="0" w:left="0" w:right="0"/>
@@ -555,7 +802,6 @@
               <w:keepNext w:val="false"/>
               <w:keepLines w:val="false"/>
               <w:widowControl/>
-              <w:pBdr/>
               <w:shd w:val="clear" w:fill="auto"/>
               <w:spacing w:lineRule="auto" w:line="240" w:before="36" w:after="36"/>
               <w:ind w:hanging="0" w:left="0" w:right="0"/>
@@ -619,7 +865,6 @@
               <w:keepNext w:val="false"/>
               <w:keepLines w:val="false"/>
               <w:widowControl/>
-              <w:pBdr/>
               <w:shd w:val="clear" w:fill="auto"/>
               <w:spacing w:lineRule="auto" w:line="240" w:before="36" w:after="36"/>
               <w:ind w:hanging="0" w:left="0" w:right="0"/>
@@ -680,7 +925,6 @@
               <w:keepNext w:val="false"/>
               <w:keepLines w:val="false"/>
               <w:widowControl/>
-              <w:pBdr/>
               <w:shd w:val="clear" w:fill="auto"/>
               <w:spacing w:lineRule="auto" w:line="240" w:before="36" w:after="36"/>
               <w:ind w:hanging="0" w:left="0" w:right="0"/>
@@ -741,7 +985,6 @@
               <w:keepNext w:val="false"/>
               <w:keepLines w:val="false"/>
               <w:widowControl/>
-              <w:pBdr/>
               <w:shd w:val="clear" w:fill="auto"/>
               <w:spacing w:lineRule="auto" w:line="240" w:before="36" w:after="36"/>
               <w:ind w:hanging="0" w:left="0" w:right="0"/>
@@ -805,7 +1048,6 @@
               <w:keepNext w:val="false"/>
               <w:keepLines w:val="false"/>
               <w:widowControl/>
-              <w:pBdr/>
               <w:shd w:val="clear" w:fill="auto"/>
               <w:spacing w:lineRule="auto" w:line="240" w:before="36" w:after="36"/>
               <w:ind w:hanging="0" w:left="0" w:right="0"/>
@@ -866,7 +1108,6 @@
               <w:keepNext w:val="false"/>
               <w:keepLines w:val="false"/>
               <w:widowControl/>
-              <w:pBdr/>
               <w:shd w:val="clear" w:fill="auto"/>
               <w:spacing w:lineRule="auto" w:line="240" w:before="36" w:after="36"/>
               <w:ind w:hanging="0" w:left="0" w:right="0"/>
@@ -927,7 +1168,6 @@
               <w:keepNext w:val="false"/>
               <w:keepLines w:val="false"/>
               <w:widowControl/>
-              <w:pBdr/>
               <w:shd w:val="clear" w:fill="auto"/>
               <w:spacing w:lineRule="auto" w:line="240" w:before="36" w:after="36"/>
               <w:ind w:hanging="0" w:left="0" w:right="0"/>
@@ -991,7 +1231,6 @@
               <w:keepNext w:val="false"/>
               <w:keepLines w:val="false"/>
               <w:widowControl/>
-              <w:pBdr/>
               <w:shd w:val="clear" w:fill="auto"/>
               <w:spacing w:lineRule="auto" w:line="240" w:before="36" w:after="36"/>
               <w:ind w:hanging="0" w:left="0" w:right="0"/>
@@ -1052,7 +1291,6 @@
               <w:keepNext w:val="false"/>
               <w:keepLines w:val="false"/>
               <w:widowControl/>
-              <w:pBdr/>
               <w:shd w:val="clear" w:fill="auto"/>
               <w:spacing w:lineRule="auto" w:line="240" w:before="36" w:after="36"/>
               <w:ind w:hanging="0" w:left="0" w:right="0"/>
@@ -1113,7 +1351,6 @@
               <w:keepNext w:val="false"/>
               <w:keepLines w:val="false"/>
               <w:widowControl/>
-              <w:pBdr/>
               <w:shd w:val="clear" w:fill="auto"/>
               <w:spacing w:lineRule="auto" w:line="240" w:before="36" w:after="36"/>
               <w:ind w:hanging="0" w:left="0" w:right="0"/>
@@ -1177,7 +1414,6 @@
               <w:keepNext w:val="false"/>
               <w:keepLines w:val="false"/>
               <w:widowControl/>
-              <w:pBdr/>
               <w:shd w:val="clear" w:fill="auto"/>
               <w:spacing w:lineRule="auto" w:line="240" w:before="36" w:after="36"/>
               <w:ind w:hanging="0" w:left="0" w:right="0"/>
@@ -1238,7 +1474,6 @@
               <w:keepNext w:val="false"/>
               <w:keepLines w:val="false"/>
               <w:widowControl/>
-              <w:pBdr/>
               <w:shd w:val="clear" w:fill="auto"/>
               <w:spacing w:lineRule="auto" w:line="240" w:before="36" w:after="36"/>
               <w:ind w:hanging="0" w:left="0" w:right="0"/>
@@ -1299,7 +1534,6 @@
               <w:keepNext w:val="false"/>
               <w:keepLines w:val="false"/>
               <w:widowControl/>
-              <w:pBdr/>
               <w:shd w:val="clear" w:fill="auto"/>
               <w:spacing w:lineRule="auto" w:line="240" w:before="36" w:after="36"/>
               <w:ind w:hanging="0" w:left="0" w:right="0"/>
@@ -1363,7 +1597,6 @@
               <w:keepNext w:val="false"/>
               <w:keepLines w:val="false"/>
               <w:widowControl/>
-              <w:pBdr/>
               <w:shd w:val="clear" w:fill="auto"/>
               <w:spacing w:lineRule="auto" w:line="240" w:before="36" w:after="36"/>
               <w:ind w:hanging="0" w:left="0" w:right="0"/>
@@ -1424,7 +1657,6 @@
               <w:keepNext w:val="false"/>
               <w:keepLines w:val="false"/>
               <w:widowControl/>
-              <w:pBdr/>
               <w:shd w:val="clear" w:fill="auto"/>
               <w:spacing w:lineRule="auto" w:line="240" w:before="36" w:after="36"/>
               <w:ind w:hanging="0" w:left="0" w:right="0"/>
@@ -1485,7 +1717,6 @@
               <w:keepNext w:val="false"/>
               <w:keepLines w:val="false"/>
               <w:widowControl/>
-              <w:pBdr/>
               <w:shd w:val="clear" w:fill="auto"/>
               <w:spacing w:lineRule="auto" w:line="240" w:before="36" w:after="36"/>
               <w:ind w:hanging="0" w:left="0" w:right="0"/>
@@ -1549,7 +1780,6 @@
               <w:keepNext w:val="false"/>
               <w:keepLines w:val="false"/>
               <w:widowControl/>
-              <w:pBdr/>
               <w:shd w:val="clear" w:fill="auto"/>
               <w:spacing w:lineRule="auto" w:line="240" w:before="36" w:after="36"/>
               <w:ind w:hanging="0" w:left="0" w:right="0"/>
@@ -1610,7 +1840,6 @@
               <w:keepNext w:val="false"/>
               <w:keepLines w:val="false"/>
               <w:widowControl/>
-              <w:pBdr/>
               <w:shd w:val="clear" w:fill="auto"/>
               <w:spacing w:lineRule="auto" w:line="240" w:before="36" w:after="36"/>
               <w:ind w:hanging="0" w:left="0" w:right="0"/>
@@ -1671,7 +1900,6 @@
               <w:keepNext w:val="false"/>
               <w:keepLines w:val="false"/>
               <w:widowControl/>
-              <w:pBdr/>
               <w:shd w:val="clear" w:fill="auto"/>
               <w:spacing w:lineRule="auto" w:line="240" w:before="36" w:after="36"/>
               <w:ind w:hanging="0" w:left="0" w:right="0"/>
@@ -1735,7 +1963,6 @@
               <w:keepNext w:val="false"/>
               <w:keepLines w:val="false"/>
               <w:widowControl/>
-              <w:pBdr/>
               <w:shd w:val="clear" w:fill="auto"/>
               <w:spacing w:lineRule="auto" w:line="240" w:before="36" w:after="36"/>
               <w:ind w:hanging="0" w:left="0" w:right="0"/>
@@ -1796,7 +2023,6 @@
               <w:keepNext w:val="false"/>
               <w:keepLines w:val="false"/>
               <w:widowControl/>
-              <w:pBdr/>
               <w:shd w:val="clear" w:fill="auto"/>
               <w:spacing w:lineRule="auto" w:line="240" w:before="36" w:after="36"/>
               <w:ind w:hanging="0" w:left="0" w:right="0"/>
@@ -1857,7 +2083,6 @@
               <w:keepNext w:val="false"/>
               <w:keepLines w:val="false"/>
               <w:widowControl/>
-              <w:pBdr/>
               <w:shd w:val="clear" w:fill="auto"/>
               <w:spacing w:lineRule="auto" w:line="240" w:before="36" w:after="36"/>
               <w:ind w:hanging="0" w:left="0" w:right="0"/>
@@ -1944,7 +2169,6 @@
         <w:keepLines w:val="false"/>
         <w:pageBreakBefore w:val="false"/>
         <w:widowControl/>
-        <w:pBdr/>
         <w:shd w:val="clear" w:fill="auto"/>
         <w:spacing w:lineRule="auto" w:line="240" w:before="180" w:after="180"/>
         <w:ind w:hanging="0" w:left="0" w:right="0"/>
@@ -2028,6 +2252,7 @@
     <w:qFormat/>
     <w:pPr>
       <w:widowControl/>
+      <w:suppressAutoHyphens w:val="true"/>
       <w:bidi w:val="0"/>
       <w:spacing w:lineRule="auto" w:line="240" w:before="0" w:after="200"/>
       <w:jc w:val="left"/>
@@ -2214,6 +2439,7 @@
     <w:qFormat/>
     <w:pPr>
       <w:widowControl/>
+      <w:suppressAutoHyphens w:val="true"/>
       <w:bidi w:val="0"/>
       <w:spacing w:lineRule="auto" w:line="240" w:before="0" w:after="200"/>
       <w:jc w:val="left"/>
